--- a/fichas/lengua/soluciones_lengua_tilde-diacritica_6.docx
+++ b/fichas/lengua/soluciones_lengua_tilde-diacritica_6.docx
@@ -235,6 +235,255 @@
           <w:sz w:val="22"/>
         </w:rPr>
         <w:t>Dijo que ___ vendría (si/sí, afirmación) → sí</w:t>
+      </w:r>
+    </w:p>
+    <w:p>
+      <w:pPr>
+        <w:spacing w:after="40"/>
+      </w:pPr>
+    </w:p>
+    <w:tbl>
+      <w:tblPr>
+        <w:tblW w:type="auto" w:w="0"/>
+        <w:jc w:val="left"/>
+        <w:tblLayout w:type="fixed"/>
+        <w:tblLook w:firstColumn="1" w:firstRow="1" w:lastColumn="0" w:lastRow="0" w:noHBand="0" w:noVBand="1" w:val="04A0"/>
+        <w:tblLayout w:type="fixed"/>
+        <w:tblW w:w="10034" w:type="dxa"/>
+        <w:tblInd w:w="0" w:type="dxa"/>
+      </w:tblPr>
+      <w:tblGrid>
+        <w:gridCol w:w="10092"/>
+      </w:tblGrid>
+      <w:tr>
+        <w:tc>
+          <w:tcPr>
+            <w:tcW w:type="dxa" w:w="10035"/>
+            <w:shd w:val="clear" w:color="auto" w:fill="595959"/>
+            <w:tcBorders>
+              <w:top w:val="single" w:sz="4" w:space="0" w:color="595959"/>
+              <w:left w:val="single" w:sz="4" w:space="0" w:color="595959"/>
+              <w:bottom w:val="single" w:sz="4" w:space="0" w:color="595959"/>
+              <w:right w:val="single" w:sz="4" w:space="0" w:color="595959"/>
+            </w:tcBorders>
+          </w:tcPr>
+          <w:p>
+            <w:pPr>
+              <w:spacing w:before="60" w:after="60"/>
+            </w:pPr>
+            <w:r>
+              <w:rPr>
+                <w:b/>
+                <w:color w:val="FFFFFF"/>
+                <w:sz w:val="25"/>
+              </w:rPr>
+              <w:t>4. Verdadero o falso</w:t>
+            </w:r>
+          </w:p>
+        </w:tc>
+      </w:tr>
+    </w:tbl>
+    <w:p>
+      <w:pPr>
+        <w:spacing w:after="40"/>
+      </w:pPr>
+    </w:p>
+    <w:p>
+      <w:pPr>
+        <w:spacing w:after="120"/>
+      </w:pPr>
+      <w:r>
+        <w:rPr>
+          <w:sz w:val="22"/>
+        </w:rPr>
+        <w:t xml:space="preserve">1. La tilde diacrítica distingue palabras iguales con funciones distintas. → Verdadero</w:t>
+      </w:r>
+    </w:p>
+    <w:p>
+      <w:pPr>
+        <w:spacing w:after="120"/>
+      </w:pPr>
+      <w:r>
+        <w:rPr>
+          <w:sz w:val="22"/>
+        </w:rPr>
+        <w:t xml:space="preserve">2. "Él" (pronombre) y "el" (determinante) se distinguen con tilde diacrítica. → Verdadero</w:t>
+      </w:r>
+    </w:p>
+    <w:p>
+      <w:pPr>
+        <w:spacing w:after="120"/>
+      </w:pPr>
+      <w:r>
+        <w:rPr>
+          <w:sz w:val="22"/>
+        </w:rPr>
+        <w:t xml:space="preserve">3. "Tú" (pronombre) y "tu" (determinante) se distinguen con tilde diacrítica. → Verdadero</w:t>
+      </w:r>
+    </w:p>
+    <w:p>
+      <w:pPr>
+        <w:spacing w:after="120"/>
+      </w:pPr>
+      <w:r>
+        <w:rPr>
+          <w:sz w:val="22"/>
+        </w:rPr>
+        <w:t xml:space="preserve">4. "Mí" (pronombre) y "mi" (determinante) se distinguen con tilde diacrítica. → Verdadero</w:t>
+      </w:r>
+    </w:p>
+    <w:p>
+      <w:pPr>
+        <w:spacing w:after="120"/>
+      </w:pPr>
+      <w:r>
+        <w:rPr>
+          <w:sz w:val="22"/>
+        </w:rPr>
+        <w:t xml:space="preserve">5. "Sí" y "si" llevan siempre tilde en los dos casos. → Falso</w:t>
+      </w:r>
+    </w:p>
+    <w:p>
+      <w:pPr>
+        <w:spacing w:after="120"/>
+      </w:pPr>
+      <w:r>
+        <w:rPr>
+          <w:sz w:val="22"/>
+        </w:rPr>
+        <w:t xml:space="preserve">6. La tilde diacrítica sigue las mismas reglas generales de acentuación. → Falso</w:t>
+      </w:r>
+    </w:p>
+    <w:p>
+      <w:pPr>
+        <w:spacing w:after="120"/>
+      </w:pPr>
+      <w:r>
+        <w:rPr>
+          <w:sz w:val="22"/>
+        </w:rPr>
+        <w:t xml:space="preserve">7. "Sí" (afirmación) lleva tilde y "si" (condicional) no la lleva. → Verdadero</w:t>
+      </w:r>
+    </w:p>
+    <w:p>
+      <w:pPr>
+        <w:spacing w:after="120"/>
+      </w:pPr>
+      <w:r>
+        <w:rPr>
+          <w:sz w:val="22"/>
+        </w:rPr>
+        <w:t xml:space="preserve">8. La tilde diacrítica solo sirve para adornar la palabra. → Falso</w:t>
+      </w:r>
+    </w:p>
+    <w:p>
+      <w:pPr>
+        <w:spacing w:after="120"/>
+      </w:pPr>
+      <w:r>
+        <w:rPr>
+          <w:sz w:val="22"/>
+        </w:rPr>
+        <w:t xml:space="preserve">9. "Té" (la bebida) y "te" (pronombre) se distinguen con tilde diacrítica. → Verdadero</w:t>
+      </w:r>
+    </w:p>
+    <w:p>
+      <w:pPr>
+        <w:spacing w:after="120"/>
+      </w:pPr>
+      <w:r>
+        <w:rPr>
+          <w:sz w:val="22"/>
+        </w:rPr>
+        <w:t xml:space="preserve">10. "Más" (cantidad) y "mas" ("pero") se distinguen con tilde diacrítica. → Verdadero</w:t>
+      </w:r>
+    </w:p>
+    <w:p>
+      <w:pPr>
+        <w:spacing w:after="120"/>
+      </w:pPr>
+      <w:r>
+        <w:rPr>
+          <w:sz w:val="22"/>
+        </w:rPr>
+        <w:t xml:space="preserve">11. "Qué" lleva tilde cuando introduce una pregunta o exclamación. → Verdadero</w:t>
+      </w:r>
+    </w:p>
+    <w:p>
+      <w:pPr>
+        <w:spacing w:after="120"/>
+      </w:pPr>
+      <w:r>
+        <w:rPr>
+          <w:sz w:val="22"/>
+        </w:rPr>
+        <w:t xml:space="preserve">12. "Que" como conjunción no lleva tilde. → Verdadero</w:t>
+      </w:r>
+    </w:p>
+    <w:p>
+      <w:pPr>
+        <w:spacing w:after="120"/>
+      </w:pPr>
+      <w:r>
+        <w:rPr>
+          <w:sz w:val="22"/>
+        </w:rPr>
+        <w:t xml:space="preserve">13. "Cómo" lleva tilde en preguntas, y "como" no la lleva como comparación. → Verdadero</w:t>
+      </w:r>
+    </w:p>
+    <w:p>
+      <w:pPr>
+        <w:spacing w:after="120"/>
+      </w:pPr>
+      <w:r>
+        <w:rPr>
+          <w:sz w:val="22"/>
+        </w:rPr>
+        <w:t xml:space="preserve">14. La tilde diacrítica puede aparecer también en preguntas indirectas. → Verdadero</w:t>
+      </w:r>
+    </w:p>
+    <w:p>
+      <w:pPr>
+        <w:spacing w:after="120"/>
+      </w:pPr>
+      <w:r>
+        <w:rPr>
+          <w:sz w:val="22"/>
+        </w:rPr>
+        <w:t xml:space="preserve">15. Todas las palabras cortas de dos o tres letras llevan tilde diacrítica. → Falso</w:t>
+      </w:r>
+    </w:p>
+    <w:p>
+      <w:pPr>
+        <w:spacing w:after="120"/>
+      </w:pPr>
+      <w:r>
+        <w:rPr>
+          <w:sz w:val="22"/>
+        </w:rPr>
+        <w:t xml:space="preserve">16. Confundir estas palabras es un error ortográfico muy frecuente. → Verdadero</w:t>
+      </w:r>
+    </w:p>
+    <w:p>
+      <w:pPr>
+        <w:spacing w:after="120"/>
+      </w:pPr>
+      <w:r>
+        <w:rPr>
+          <w:sz w:val="22"/>
+        </w:rPr>
+        <w:t xml:space="preserve">17. Fijarse en la función de la palabra en la frase ayuda a decidir si lleva tilde. → Verdadero</w:t>
+      </w:r>
+    </w:p>
+    <w:p>
+      <w:pPr>
+        <w:spacing w:after="120"/>
+      </w:pPr>
+      <w:r>
+        <w:rPr>
+          <w:sz w:val="22"/>
+        </w:rPr>
+        <w:t xml:space="preserve">18. La tilde diacrítica no depende de la sílaba tónica, sino de la función. → Verdadero</w:t>
       </w:r>
     </w:p>
     <w:sectPr>
